--- a/문서/2021180044_황광진/황광진_작업일지_27.docx
+++ b/문서/2021180044_황광진/황광진_작업일지_27.docx
@@ -94,11 +94,6 @@
             <w:tcW w:w="1275" w:type="dxa"/>
           </w:tcPr>
           <w:p>
-            <w:pPr>
-              <w:rPr>
-                <w:rFonts w:hint="eastAsia"/>
-              </w:rPr>
-            </w:pPr>
             <w:r>
               <w:t>202</w:t>
             </w:r>
@@ -248,11 +243,6 @@
             </w:r>
           </w:p>
           <w:p>
-            <w:pPr>
-              <w:rPr>
-                <w:rFonts w:hint="eastAsia"/>
-              </w:rPr>
-            </w:pPr>
             <w:r>
               <w:rPr>
                 <w:rFonts w:hint="eastAsia"/>
@@ -264,11 +254,6 @@
       </w:tr>
     </w:tbl>
     <w:p>
-      <w:pPr>
-        <w:rPr>
-          <w:rFonts w:hint="eastAsia"/>
-        </w:rPr>
-      </w:pPr>
       <w:r>
         <w:rPr>
           <w:rFonts w:hint="eastAsia"/>
@@ -278,6 +263,9 @@
     </w:p>
     <w:p>
       <w:r>
+        <w:rPr>
+          <w:noProof/>
+        </w:rPr>
         <w:drawing>
           <wp:inline distT="0" distB="0" distL="0" distR="0" wp14:anchorId="06124722" wp14:editId="0E0F8474">
             <wp:extent cx="5731510" cy="1885315"/>
@@ -315,6 +303,9 @@
         </w:drawing>
       </w:r>
       <w:r>
+        <w:rPr>
+          <w:noProof/>
+        </w:rPr>
         <w:drawing>
           <wp:inline distT="0" distB="0" distL="0" distR="0" wp14:anchorId="6EED9CBF" wp14:editId="08A32195">
             <wp:extent cx="5731510" cy="1885950"/>
@@ -376,11 +367,6 @@
     </w:p>
     <w:p/>
     <w:p>
-      <w:pPr>
-        <w:rPr>
-          <w:rFonts w:hint="eastAsia"/>
-        </w:rPr>
-      </w:pPr>
       <w:r>
         <w:rPr>
           <w:rFonts w:hint="eastAsia"/>
@@ -408,7 +394,7 @@
         <w:rPr>
           <w:rFonts w:hint="eastAsia"/>
         </w:rPr>
-        <w:t>4. 위 내용을 바탕으로 앵커 아이템 추가하는 중</w:t>
+        <w:t>4. 위 내용을 바탕으로 앵커 아이템 추가</w:t>
       </w:r>
     </w:p>
     <w:p>
@@ -466,12 +452,88 @@
         <w:t>4) 사용 시 인벤토리에서 1개 제거</w:t>
       </w:r>
     </w:p>
+    <w:p/>
     <w:p>
       <w:pPr>
         <w:rPr>
           <w:rFonts w:hint="eastAsia"/>
         </w:rPr>
       </w:pPr>
+      <w:r>
+        <w:lastRenderedPageBreak/>
+        <w:drawing>
+          <wp:inline distT="0" distB="0" distL="0" distR="0" wp14:anchorId="1CD83A49" wp14:editId="49064A40">
+            <wp:extent cx="4933507" cy="2884894"/>
+            <wp:effectExtent l="0" t="0" r="635" b="0"/>
+            <wp:docPr id="1516779570" name="그림 1" descr="스크린샷, 커튼, 텍스트이(가) 표시된 사진&#10;&#10;자동 생성된 설명"/>
+            <wp:cNvGraphicFramePr>
+              <a:graphicFrameLocks xmlns:a="http://schemas.openxmlformats.org/drawingml/2006/main" noChangeAspect="1"/>
+            </wp:cNvGraphicFramePr>
+            <a:graphic xmlns:a="http://schemas.openxmlformats.org/drawingml/2006/main">
+              <a:graphicData uri="http://schemas.openxmlformats.org/drawingml/2006/picture">
+                <pic:pic xmlns:pic="http://schemas.openxmlformats.org/drawingml/2006/picture">
+                  <pic:nvPicPr>
+                    <pic:cNvPr id="1516779570" name="그림 1" descr="스크린샷, 커튼, 텍스트이(가) 표시된 사진&#10;&#10;자동 생성된 설명"/>
+                    <pic:cNvPicPr/>
+                  </pic:nvPicPr>
+                  <pic:blipFill>
+                    <a:blip r:embed="rId9"/>
+                    <a:stretch>
+                      <a:fillRect/>
+                    </a:stretch>
+                  </pic:blipFill>
+                  <pic:spPr>
+                    <a:xfrm>
+                      <a:off x="0" y="0"/>
+                      <a:ext cx="4942741" cy="2890294"/>
+                    </a:xfrm>
+                    <a:prstGeom prst="rect">
+                      <a:avLst/>
+                    </a:prstGeom>
+                  </pic:spPr>
+                </pic:pic>
+              </a:graphicData>
+            </a:graphic>
+          </wp:inline>
+        </w:drawing>
+      </w:r>
+      <w:r>
+        <w:drawing>
+          <wp:inline distT="0" distB="0" distL="0" distR="0" wp14:anchorId="32C37952" wp14:editId="6594698E">
+            <wp:extent cx="4933315" cy="2525140"/>
+            <wp:effectExtent l="0" t="0" r="635" b="8890"/>
+            <wp:docPr id="1860510244" name="그림 1" descr="텍스트, 스크린샷, 커튼이(가) 표시된 사진&#10;&#10;자동 생성된 설명"/>
+            <wp:cNvGraphicFramePr>
+              <a:graphicFrameLocks xmlns:a="http://schemas.openxmlformats.org/drawingml/2006/main" noChangeAspect="1"/>
+            </wp:cNvGraphicFramePr>
+            <a:graphic xmlns:a="http://schemas.openxmlformats.org/drawingml/2006/main">
+              <a:graphicData uri="http://schemas.openxmlformats.org/drawingml/2006/picture">
+                <pic:pic xmlns:pic="http://schemas.openxmlformats.org/drawingml/2006/picture">
+                  <pic:nvPicPr>
+                    <pic:cNvPr id="1860510244" name="그림 1" descr="텍스트, 스크린샷, 커튼이(가) 표시된 사진&#10;&#10;자동 생성된 설명"/>
+                    <pic:cNvPicPr/>
+                  </pic:nvPicPr>
+                  <pic:blipFill>
+                    <a:blip r:embed="rId10"/>
+                    <a:stretch>
+                      <a:fillRect/>
+                    </a:stretch>
+                  </pic:blipFill>
+                  <pic:spPr>
+                    <a:xfrm>
+                      <a:off x="0" y="0"/>
+                      <a:ext cx="4939900" cy="2528511"/>
+                    </a:xfrm>
+                    <a:prstGeom prst="rect">
+                      <a:avLst/>
+                    </a:prstGeom>
+                  </pic:spPr>
+                </pic:pic>
+              </a:graphicData>
+            </a:graphic>
+          </wp:inline>
+        </w:drawing>
+      </w:r>
     </w:p>
     <w:tbl>
       <w:tblPr>
@@ -501,7 +563,6 @@
                 <w:rFonts w:hint="eastAsia"/>
                 <w:b/>
               </w:rPr>
-              <w:lastRenderedPageBreak/>
               <w:t>문제점 정리</w:t>
             </w:r>
           </w:p>
@@ -612,11 +673,6 @@
             <w:tcW w:w="2254" w:type="dxa"/>
           </w:tcPr>
           <w:p>
-            <w:pPr>
-              <w:rPr>
-                <w:rFonts w:hint="eastAsia"/>
-              </w:rPr>
-            </w:pPr>
             <w:r>
               <w:rPr>
                 <w:rFonts w:hint="eastAsia"/>
@@ -817,7 +873,7 @@
     </w:tbl>
     <w:p/>
     <w:sectPr>
-      <w:headerReference w:type="default" r:id="rId9"/>
+      <w:headerReference w:type="default" r:id="rId11"/>
       <w:pgSz w:w="11906" w:h="16838"/>
       <w:pgMar w:top="1701" w:right="1440" w:bottom="1440" w:left="1440" w:header="851" w:footer="992" w:gutter="0"/>
       <w:cols w:space="720"/>
